--- a/public/gallery/examples/devops-engineer/pt-br/resume.docx
+++ b/public/gallery/examples/devops-engineer/pt-br/resume.docx
@@ -66,7 +66,7 @@
         </w:rPr>
         <w:t xml:space="preserve">📧 </w:t>
       </w:r>
-      <w:hyperlink w:history="1" r:id="rIdokhtzsh4amyjw4ltmpj9c">
+      <w:hyperlink w:history="1" r:id="rIdri-7nh7cbemy36etupkrh">
         <w:r>
           <w:rPr>
             <w:sz w:val="18"/>
@@ -89,7 +89,7 @@
         </w:rPr>
         <w:t xml:space="preserve">🔗 </w:t>
       </w:r>
-      <w:hyperlink w:history="1" r:id="rIdv50qdawmjjy3ozthnmz_e">
+      <w:hyperlink w:history="1" r:id="rIdnk0mlv1pv_brvya8uavms">
         <w:r>
           <w:rPr>
             <w:sz w:val="18"/>
@@ -124,7 +124,7 @@
         <w:spacing w:after="200" w:line="276"/>
         <w:jc w:val="center"/>
       </w:pPr>
-      <w:hyperlink w:history="1" r:id="rIdn6jf_ad6jgs7wg0vu2zra">
+      <w:hyperlink w:history="1" r:id="rIdenxvoat1fbzmc0zzqubfy">
         <w:r>
           <w:rPr>
             <w:sz w:val="18"/>
@@ -140,7 +140,7 @@
         </w:rPr>
         <w:t xml:space="preserve"> • </w:t>
       </w:r>
-      <w:hyperlink w:history="1" r:id="rIdl8vc3u0cye5yesvcypfi0">
+      <w:hyperlink w:history="1" r:id="rIdyrnu4vutgsmzgr12hvgnl">
         <w:r>
           <w:rPr>
             <w:sz w:val="18"/>
@@ -156,7 +156,7 @@
         </w:rPr>
         <w:t xml:space="preserve"> • </w:t>
       </w:r>
-      <w:hyperlink w:history="1" r:id="rIdo36l1fhxefmetmtl4bwin">
+      <w:hyperlink w:history="1" r:id="rIdo5-bttyi8_ccbcpp9jcad">
         <w:r>
           <w:rPr>
             <w:sz w:val="18"/>
@@ -315,7 +315,7 @@
         </w:rPr>
         <w:t xml:space="preserve">	</w:t>
       </w:r>
-      <w:hyperlink w:history="1" r:id="rIdqg5exb3ymoe1jjnjxecrz">
+      <w:hyperlink w:history="1" r:id="rIdn4zil_b8tcjkmoi_gkv_j">
         <w:r>
           <w:rPr>
             <w:sz w:val="18"/>
@@ -459,7 +459,7 @@
         </w:rPr>
         <w:t xml:space="preserve">	</w:t>
       </w:r>
-      <w:hyperlink w:history="1" r:id="rIdv5bcxksrd_03sett5sn7p">
+      <w:hyperlink w:history="1" r:id="rIdin5qkj4cbhrlnzuo0w5um">
         <w:r>
           <w:rPr>
             <w:sz w:val="18"/>
@@ -582,7 +582,7 @@
         </w:rPr>
         <w:t xml:space="preserve">	</w:t>
       </w:r>
-      <w:hyperlink w:history="1" r:id="rIdkgovvpipemg8ryilf8iwu">
+      <w:hyperlink w:history="1" r:id="rIdswxyfa935xyjobwngc5wu">
         <w:r>
           <w:rPr>
             <w:sz w:val="18"/>
@@ -783,7 +783,7 @@
         </w:rPr>
         <w:t xml:space="preserve">	</w:t>
       </w:r>
-      <w:hyperlink w:history="1" r:id="rIdmhoogzzjm1graenuc6zgb">
+      <w:hyperlink w:history="1" r:id="rIdyevr5hy8ibmzi-3wlxzb5">
         <w:r>
           <w:rPr>
             <w:sz w:val="18"/>
@@ -1475,7 +1475,7 @@
         </w:rPr>
         <w:t xml:space="preserve">	</w:t>
       </w:r>
-      <w:hyperlink w:history="1" r:id="rIduxjltzieyoxsiw2omfeee">
+      <w:hyperlink w:history="1" r:id="rIdvhautut_ndbddp2bj9aiv">
         <w:r>
           <w:rPr>
             <w:sz w:val="18"/>
@@ -1541,7 +1541,7 @@
         </w:rPr>
         <w:t xml:space="preserve">	</w:t>
       </w:r>
-      <w:hyperlink w:history="1" r:id="rIdzjix6a-wcynlfmsklfwof">
+      <w:hyperlink w:history="1" r:id="rIdgmam0qew-ss1-vtdekdef">
         <w:r>
           <w:rPr>
             <w:sz w:val="18"/>
@@ -1607,7 +1607,7 @@
         </w:rPr>
         <w:t xml:space="preserve">	</w:t>
       </w:r>
-      <w:hyperlink w:history="1" r:id="rIdyi4jibrfe1bb1z0bggkn5">
+      <w:hyperlink w:history="1" r:id="rId0ubxax9cgl7wppu-ptjnj">
         <w:r>
           <w:rPr>
             <w:sz w:val="18"/>
@@ -1692,7 +1692,7 @@
         </w:rPr>
         <w:t xml:space="preserve">	</w:t>
       </w:r>
-      <w:hyperlink w:history="1" r:id="rIdz7nv_nolmdncmmpigacsh">
+      <w:hyperlink w:history="1" r:id="rIdczhjyqaiim4mouzf3ofj0">
         <w:r>
           <w:rPr>
             <w:sz w:val="18"/>
@@ -2005,7 +2005,7 @@
         </w:rPr>
         <w:t xml:space="preserve">	</w:t>
       </w:r>
-      <w:hyperlink w:history="1" r:id="rIdgdeujgc3gtcjdd8k527po">
+      <w:hyperlink w:history="1" r:id="rIdrmzvlwhsstirinj3ddleu">
         <w:r>
           <w:rPr>
             <w:sz w:val="18"/>
@@ -2375,7 +2375,7 @@
         </w:rPr>
         <w:t xml:space="preserve">	</w:t>
       </w:r>
-      <w:hyperlink w:history="1" r:id="rId4muwnyli5dtb-yfypcvgw">
+      <w:hyperlink w:history="1" r:id="rId_xazerv4kuarkwn5b-waj">
         <w:r>
           <w:rPr>
             <w:sz w:val="18"/>
